--- a/downloads/teacher/05 Materials/Unit 05/Slides/Slides 05.14 - Fast Fashion and Where Clothes Go and the Consumer Comparison Task.docx
+++ b/downloads/teacher/05 Materials/Unit 05/Slides/Slides 05.14 - Fast Fashion and Where Clothes Go and the Consumer Comparison Task.docx
@@ -472,7 +472,7 @@
         <w:pStyle w:val="Compact"/>
       </w:pPr>
       <w:r>
-        <w:t xml:space="preserve">Seven cards. Put them in the order a sweatshirt could travel.</w:t>
+        <w:t xml:space="preserve">Eight cards. Put them in the order a sweatshirt could travel.</w:t>
       </w:r>
     </w:p>
     <w:p>
@@ -809,15 +809,6 @@
       <w:r>
         <w:t xml:space="preserve">(published 2020).</w:t>
       </w:r>
-      <w:r>
-        <w:t xml:space="preserve"> </w:t>
-      </w:r>
-      <w:r>
-        <w:rPr>
-          <w:b/>
-        </w:rPr>
-        <w:t xml:space="preserve">[check for a newer year]</w:t>
-      </w:r>
     </w:p>
     <w:p>
       <w:pPr>
@@ -897,7 +888,7 @@
         <w:rPr>
           <w:b/>
         </w:rPr>
-        <w:t xml:space="preserve">Year and method: varies. [check the original source and the year.]</w:t>
+        <w:t xml:space="preserve">Year and method: varies.</w:t>
       </w:r>
     </w:p>
     <w:p>
@@ -995,15 +986,6 @@
       <w:r>
         <w:t xml:space="preserve">.</w:t>
       </w:r>
-      <w:r>
-        <w:t xml:space="preserve"> </w:t>
-      </w:r>
-      <w:r>
-        <w:rPr>
-          <w:b/>
-        </w:rPr>
-        <w:t xml:space="preserve">[check]</w:t>
-      </w:r>
     </w:p>
     <w:p>
       <w:pPr>
@@ -1244,22 +1226,7 @@
         <w:pStyle w:val="Compact"/>
       </w:pPr>
       <w:r>
-        <w:t xml:space="preserve">A $36 jacket</w:t>
-      </w:r>
-      <w:r>
-        <w:t xml:space="preserve"> </w:t>
-      </w:r>
-      <w:r>
-        <w:rPr>
-          <w:rStyle w:val="TeacherNote"/>
-        </w:rPr>
-        <w:t xml:space="preserve">[update]</w:t>
-      </w:r>
-      <w:r>
-        <w:t xml:space="preserve"> </w:t>
-      </w:r>
-      <w:r>
-        <w:t xml:space="preserve">worn 90 times.</w:t>
+        <w:t xml:space="preserve">A $36 jacket worn 90 times.</w:t>
       </w:r>
     </w:p>
     <w:p>
@@ -1318,15 +1285,6 @@
       <w:r>
         <w:t xml:space="preserve">Option 1: a $30 discount pair</w:t>
       </w:r>
-      <w:r>
-        <w:t xml:space="preserve"> </w:t>
-      </w:r>
-      <w:r>
-        <w:rPr>
-          <w:rStyle w:val="TeacherNote"/>
-        </w:rPr>
-        <w:t xml:space="preserve">[update]</w:t>
-      </w:r>
     </w:p>
     <w:p>
       <w:pPr>
@@ -1339,15 +1297,6 @@
       <w:r>
         <w:t xml:space="preserve">Option 2: a $75 brand pair</w:t>
       </w:r>
-      <w:r>
-        <w:t xml:space="preserve"> </w:t>
-      </w:r>
-      <w:r>
-        <w:rPr>
-          <w:rStyle w:val="TeacherNote"/>
-        </w:rPr>
-        <w:t xml:space="preserve">[update]</w:t>
-      </w:r>
     </w:p>
     <w:p>
       <w:pPr>
@@ -1359,15 +1308,6 @@
       </w:pPr>
       <w:r>
         <w:t xml:space="preserve">Option 3: an $18 secondhand pair</w:t>
-      </w:r>
-      <w:r>
-        <w:t xml:space="preserve"> </w:t>
-      </w:r>
-      <w:r>
-        <w:rPr>
-          <w:rStyle w:val="TeacherNote"/>
-        </w:rPr>
-        <w:t xml:space="preserve">[update]</w:t>
       </w:r>
     </w:p>
     <w:p>
@@ -1751,7 +1691,7 @@
         <w:pStyle w:val="BodyText"/>
       </w:pPr>
       <w:r>
-        <w:t xml:space="preserve">Notes: all figures [update]. The interesting result is that all three are close on cost per wear, which forces the recommendation to turn on something else, and that is the lesson.</w:t>
+        <w:t xml:space="preserve">Notes: all figures. The interesting result is that all three are close on cost per wear, which forces the recommendation to turn on something else, and that is the lesson.</w:t>
       </w:r>
     </w:p>
     <w:p>
